--- a/downloads/handouts/Unit 05/Handout 05.16 - Plan Sheet and Peer Review.docx
+++ b/downloads/handouts/Unit 05/Handout 05.16 - Plan Sheet and Peer Review.docx
@@ -43,18 +43,6 @@
       </w:pPr>
       <w:r>
         <w:t xml:space="preserve">Word bank: cut, fold, sew, measure, inch</w:t>
-      </w:r>
-      <w:r>
-        <w:t xml:space="preserve"> </w:t>
-      </w:r>
-      <w:r>
-        <w:t xml:space="preserve">Turkish: kesmek, katlamak, dikmek, ölçmek, inç</w:t>
-      </w:r>
-      <w:r>
-        <w:t xml:space="preserve"> </w:t>
-      </w:r>
-      <w:r>
-        <w:t xml:space="preserve">Portuguese: cortar, dobrar, costurar, medir, polegada</w:t>
       </w:r>
       <w:r>
         <w:t xml:space="preserve"> </w:t>
@@ -409,33 +397,75 @@
       </w:r>
     </w:p>
     <w:p>
-      <w:r>
-        <w:br w:type="page"/>
-      </w:r>
-    </w:p>
-    <w:p>
-      <w:r>
-        <w:br w:type="page"/>
-      </w:r>
-    </w:p>
-    <w:p>
-      <w:r>
-        <w:br w:type="page"/>
-      </w:r>
-    </w:p>
-    <w:p>
-      <w:r>
-        <w:br w:type="page"/>
-      </w:r>
-    </w:p>
-    <w:p>
-      <w:r>
-        <w:br w:type="page"/>
-      </w:r>
-    </w:p>
-    <w:p>
-      <w:r>
-        <w:br w:type="page"/>
+      <w:pPr>
+        <w:numPr>
+          <w:ilvl w:val="0"/>
+          <w:numId w:val="1002"/>
+        </w:numPr>
+        <w:pStyle w:val="Compact"/>
+      </w:pPr>
+      <w:r>
+        <w:t xml:space="preserve">________________________________________________</w:t>
+      </w:r>
+    </w:p>
+    <w:p>
+      <w:pPr>
+        <w:numPr>
+          <w:ilvl w:val="0"/>
+          <w:numId w:val="1002"/>
+        </w:numPr>
+        <w:pStyle w:val="Compact"/>
+      </w:pPr>
+      <w:r>
+        <w:t xml:space="preserve">________________________________________________</w:t>
+      </w:r>
+    </w:p>
+    <w:p>
+      <w:pPr>
+        <w:numPr>
+          <w:ilvl w:val="0"/>
+          <w:numId w:val="1002"/>
+        </w:numPr>
+        <w:pStyle w:val="Compact"/>
+      </w:pPr>
+      <w:r>
+        <w:t xml:space="preserve">________________________________________________</w:t>
+      </w:r>
+    </w:p>
+    <w:p>
+      <w:pPr>
+        <w:numPr>
+          <w:ilvl w:val="0"/>
+          <w:numId w:val="1002"/>
+        </w:numPr>
+        <w:pStyle w:val="Compact"/>
+      </w:pPr>
+      <w:r>
+        <w:t xml:space="preserve">________________________________________________</w:t>
+      </w:r>
+    </w:p>
+    <w:p>
+      <w:pPr>
+        <w:numPr>
+          <w:ilvl w:val="0"/>
+          <w:numId w:val="1002"/>
+        </w:numPr>
+        <w:pStyle w:val="Compact"/>
+      </w:pPr>
+      <w:r>
+        <w:t xml:space="preserve">________________________________________________</w:t>
+      </w:r>
+    </w:p>
+    <w:p>
+      <w:pPr>
+        <w:numPr>
+          <w:ilvl w:val="0"/>
+          <w:numId w:val="1002"/>
+        </w:numPr>
+        <w:pStyle w:val="Compact"/>
+      </w:pPr>
+      <w:r>
+        <w:t xml:space="preserve">________________________________________________</w:t>
       </w:r>
     </w:p>
     <w:p>

--- a/downloads/handouts/Unit 05/Handout 05.16 - Plan Sheet and Peer Review.docx
+++ b/downloads/handouts/Unit 05/Handout 05.16 - Plan Sheet and Peer Review.docx
@@ -1384,7 +1384,7 @@
               <w:jc w:val="left"/>
             </w:pPr>
             <w:r>
-              <w:t xml:space="preserve">Two of the four taught hand stitches and the machine seam are named, and each one suits the job it is doing</w:t>
+              <w:t xml:space="preserve">Two taught joins are named, from the four hand stitches or the machine seam, and each one suits the job it is doing</w:t>
             </w:r>
           </w:p>
         </w:tc>

--- a/downloads/handouts/Unit 05/Handout 05.16 - Plan Sheet and Peer Review.docx
+++ b/downloads/handouts/Unit 05/Handout 05.16 - Plan Sheet and Peer Review.docx
@@ -6,9 +6,9 @@
       <w:pPr>
         <w:pStyle w:val="Heading1"/>
       </w:pPr>
-      <w:bookmarkStart w:id="20" w:name="handout-05.16-plan-sheet-and-peer-review"/>
-      <w:r>
-        <w:t xml:space="preserve">Handout 05.16: Plan Sheet and Peer Review</w:t>
+      <w:bookmarkStart w:id="20" w:name="handout-5.16-plan-sheet-and-peer-review"/>
+      <w:r>
+        <w:t xml:space="preserve">Handout 5.16: Plan Sheet and Peer Review</w:t>
       </w:r>
       <w:bookmarkEnd w:id="20"/>
     </w:p>

--- a/downloads/handouts/Unit 05/Handout 05.16 - Plan Sheet and Peer Review.docx
+++ b/downloads/handouts/Unit 05/Handout 05.16 - Plan Sheet and Peer Review.docx
@@ -71,7 +71,7 @@
         <w:pStyle w:val="FirstParagraph"/>
       </w:pPr>
       <w:r>
-        <w:t xml:space="preserve">Draw your piece flat, the way it will look on the table before you fold it. Use these three line types:</w:t>
+        <w:t xml:space="preserve">Draw your piece flat, the way it will look on the table before you fold it. Use these three kinds of lines:</w:t>
       </w:r>
     </w:p>
     <w:p>
@@ -506,7 +506,7 @@
         <w:t xml:space="preserve"> </w:t>
       </w:r>
       <w:r>
-        <w:t xml:space="preserve">at full size, out of paper. Not the whole item. Just the part you wrote on your brief as most likely to go wrong.</w:t>
+        <w:t xml:space="preserve">at full size, out of paper. Not the whole item. Just the part you wrote on your brief as the one most likely to go wrong.</w:t>
       </w:r>
     </w:p>
     <w:p>
@@ -874,7 +874,7 @@
         <w:pStyle w:val="FirstParagraph"/>
       </w:pPr>
       <w:r>
-        <w:t xml:space="preserve">Bring this sheet, the mock-up, and your material to the approval table. The teacher will ask five questions.</w:t>
+        <w:t xml:space="preserve">Bring this sheet, the mock-up, and your material to the approval table. The teacher will ask you five questions.</w:t>
       </w:r>
     </w:p>
     <w:tbl>
@@ -1177,7 +1177,7 @@
         <w:t xml:space="preserve"> </w:t>
       </w:r>
       <w:r>
-        <w:t xml:space="preserve">sheet. Say it out loud to them too.</w:t>
+        <w:t xml:space="preserve">sheet. Then say it out loud to them too.</w:t>
       </w:r>
     </w:p>
     <w:p>
@@ -1648,7 +1648,7 @@
         <w:pStyle w:val="Compact"/>
       </w:pPr>
       <w:r>
-        <w:t xml:space="preserve">Draw your plan to scale on quarter-inch graph paper at 1 square = 1 inch, the same way you drew a floor plan in Unit 4.</w:t>
+        <w:t xml:space="preserve">Draw your plan to scale on quarter-inch graph paper, 1 square = 1 inch, the same way you drew a floor plan in Unit 4.</w:t>
       </w:r>
     </w:p>
     <w:p>
@@ -1660,7 +1660,7 @@
         <w:pStyle w:val="Compact"/>
       </w:pPr>
       <w:r>
-        <w:t xml:space="preserve">Compute the total area of fabric you are using, in square inches, and the area you are wasting.</w:t>
+        <w:t xml:space="preserve">Compute the area of fabric you are using, in square inches. Then compute the area you are wasting.</w:t>
       </w:r>
     </w:p>
     <w:p>
